--- a/out/24503993_A3.docx
+++ b/out/24503993_A3.docx
@@ -39,7 +39,7 @@
           <w:color w:val="52514E"/>
           <w:sz w:val="19"/>
         </w:rPr>
-        <w:t>32146 Visual Analytics, Assessment Task 3. Student 24503993. Dashboard and storyboard: https://REPLACE-ME.github.io/datavis-a3/</w:t>
+        <w:t>32146 Visual Analytics, Assessment Task 3. Student 24503993. Dashboard and storyboard: https://toms55.github.io/datavis-a3/</w:t>
       </w:r>
     </w:p>
     <w:p>
@@ -2073,7 +2073,7 @@
         <w:spacing w:after="100"/>
       </w:pPr>
       <w:r>
-        <w:t>The dashboard is at https://REPLACE-ME.github.io/datavis-a3/dashboard.html and covers subcategory 33 in both directions on one screen. It carries a six tile summary row, five named comparisons, an insight for each of the ten years, and a year range control that re-scales every time chart at once. Each chart has a collapsible table of the numbers beneath it.</w:t>
+        <w:t>The dashboard is at https://toms55.github.io/datavis-a3/dashboard.html and covers subcategory 33 in both directions on one screen. It carries a six tile summary row, five named comparisons, an insight for each of the ten years, and a year range control that re-scales every time chart at once. Each chart has a collapsible table of the numbers beneath it.</w:t>
       </w:r>
     </w:p>
     <w:p>
@@ -2284,7 +2284,7 @@
         <w:spacing w:after="100"/>
       </w:pPr>
       <w:r>
-        <w:t>The storyboard is at https://REPLACE-ME.github.io/datavis-a3/storyboard.html. Where the dashboard answers questions in any order, the storyboard makes one argument in a fixed order across thirteen panels. It starts with total Australian trade, moves through the ten main categories in their raw, indexed and statistical forms, works through the change point of each year, descends into main category 3, then into subcategory 33, and closes with the forecast and the AI comparison. Every panel carries both trade directions and ends with a stated takeaway, so a reader cannot reach the end without having been told what each chart is for.</w:t>
+        <w:t>The storyboard is at https://toms55.github.io/datavis-a3/storyboard.html. Where the dashboard answers questions in any order, the storyboard makes one argument in a fixed order across thirteen panels. It starts with total Australian trade, moves through the ten main categories in their raw, indexed and statistical forms, works through the change point of each year, descends into main category 3, then into subcategory 33, and closes with the forecast and the AI comparison. Every panel carries both trade directions and ends with a stated takeaway, so a reader cannot reach the end without having been told what each chart is for.</w:t>
       </w:r>
     </w:p>
     <w:p>
@@ -3494,7 +3494,7 @@
         <w:spacing w:after="100"/>
       </w:pPr>
       <w:r>
-        <w:t>An AI model was given the ten annual petroleum import values and the unit, and nothing else. It received none of this analysis, no change point notes, no refinery history, no export side and no target. The run used Claude Sonnet 5 at low effort on 16 October 2026, with no tools. The prompt and the reply are reproduced in full in the appendix.</w:t>
+        <w:t>An AI model was given the ten annual petroleum import values and the unit, and nothing else. It received none of this analysis, no change point notes, no refinery history, no export side and no target. The run used Claude Sonnet 5, model id claude-sonnet-5, at low effort on 16 October 2026, with no tools available. The prompt and the reply are reproduced word for word in Appendix A so that the comparison can be audited.</w:t>
       </w:r>
     </w:p>
     <w:p>
@@ -3508,46 +3508,23 @@
           <w:color w:val="0B0B0B"/>
           <w:sz w:val="22"/>
         </w:rPr>
-        <w:t>Where the AI did well</w:t>
+        <w:t>12.1 What the AI produced</w:t>
       </w:r>
     </w:p>
     <w:p>
       <w:pPr>
-        <w:pStyle w:val="ListNumber"/>
-        <w:spacing w:after="40"/>
+        <w:spacing w:after="100"/>
       </w:pPr>
       <w:r>
-        <w:rPr>
-          <w:rFonts w:ascii="Liberation Sans" w:hAnsi="Liberation Sans"/>
-          <w:sz w:val="21"/>
-        </w:rPr>
-        <w:t>It read the shape of the decade correctly, finding the 2022 peak, the 2020 dip and the three year decline after 2022.</w:t>
+        <w:t>The AI did two things. It described the decade, and it forecast each year from 2026 to 2030. Its description was accurate. It found the 2022 peak of 65,082, the 2020 dip to 22,720, and the three year decline to 52,742 in 2025, and it noted that 2025 is still more than double the 2016 level. It also stated its method, which was to extrapolate the 2022 to 2025 fall of about 4,113 million a year. A reader can therefore check it. None of that is trivial, and it took a few seconds.</w:t>
       </w:r>
     </w:p>
     <w:p>
       <w:pPr>
-        <w:pStyle w:val="ListNumber"/>
-        <w:spacing w:after="40"/>
+        <w:spacing w:after="100"/>
       </w:pPr>
       <w:r>
-        <w:rPr>
-          <w:rFonts w:ascii="Liberation Sans" w:hAnsi="Liberation Sans"/>
-          <w:sz w:val="21"/>
-        </w:rPr>
-        <w:t>It noticed that 2025 is still more than double the 2016 level.</w:t>
-      </w:r>
-    </w:p>
-    <w:p>
-      <w:pPr>
-        <w:pStyle w:val="ListNumber"/>
-        <w:spacing w:after="40"/>
-      </w:pPr>
-      <w:r>
-        <w:rPr>
-          <w:rFonts w:ascii="Liberation Sans" w:hAnsi="Liberation Sans"/>
-          <w:sz w:val="21"/>
-        </w:rPr>
-        <w:t>It stated its method, extrapolating the 2022 to 2025 fall of about 4,113 million a year, so a reader can check the claim. It took a few seconds.</w:t>
+        <w:t>The forecast is where the two analyses part. The AI projects $32,200m for 2030, a fall of 39% from 2025. My linear trend projects $79,296m, a rise of 50%. The difference in 2030 is $47,096m, which is more than the entire 2016 import value of $23,315m. The gap widens every year of the forecast, from 24% in 2026 to 59% in 2030.</w:t>
       </w:r>
     </w:p>
     <w:p>
@@ -3561,7 +3538,7 @@
           <w:color w:val="0B0B0B"/>
           <w:sz w:val="22"/>
         </w:rPr>
-        <w:t>Where it went wrong</w:t>
+        <w:t>12.2 Why the two answers disagree</w:t>
       </w:r>
     </w:p>
     <w:p>
@@ -3569,7 +3546,7 @@
         <w:spacing w:after="100"/>
       </w:pPr>
       <w:r>
-        <w:t>The AI fitted only the last four years. This analysis fits all ten. The two choices point in opposite directions. The AI forecasts $32,200m for 2030, a fall of 39% from 2025. The linear trend forecasts $79,296m, a rise of 50%. The gap between the two answers in 2030 is $47,096m, which is more than the entire 2016 import value.</w:t>
+        <w:t>The disagreement is not arithmetic. Both methods are correctly executed. The whole difference comes from one unstated choice, which is how much history to fit. The AI used the last four years, which contain only the fall from the 2022 peak, so it had to project a fall. I used all ten years, which contain the climb to that peak, so I had to project a rise. Neither window is obviously right, and neither of us justified the choice from the data. That is the most useful thing this comparison exposed, and it is a criticism of my own method as much as of the AI.</w:t>
       </w:r>
     </w:p>
     <w:p>
@@ -3583,46 +3560,516 @@
           <w:color w:val="0B0B0B"/>
           <w:sz w:val="22"/>
         </w:rPr>
-        <w:t>What the AI could not know</w:t>
+        <w:t>12.3 Testing both methods on data they have not seen</w:t>
       </w:r>
     </w:p>
     <w:p>
       <w:pPr>
-        <w:pStyle w:val="ListBullet"/>
+        <w:spacing w:after="100"/>
+      </w:pPr>
+      <w:r>
+        <w:t>A disagreement can be settled by a backtest. Each method was fitted to 2016 to 2021 only, then asked to predict 2022 to 2025, which it had not seen. The recent window method reproduces the AI approach, extrapolating the change over the last few years of the training period. The Pet33-Backtest sheet in the workbook holds this as live formulas.</w:t>
+      </w:r>
+    </w:p>
+    <w:tbl>
+      <w:tblPr>
+        <w:tblStyle w:val="LightGrid-Accent1"/>
+        <w:tblW w:type="auto" w:w="0"/>
+        <w:tblLook w:firstColumn="1" w:firstRow="1" w:lastColumn="0" w:lastRow="0" w:noHBand="0" w:noVBand="1" w:val="04A0"/>
+      </w:tblPr>
+      <w:tblGrid>
+        <w:gridCol w:w="1905"/>
+        <w:gridCol w:w="1905"/>
+        <w:gridCol w:w="1905"/>
+        <w:gridCol w:w="1905"/>
+        <w:gridCol w:w="1905"/>
+      </w:tblGrid>
+      <w:tr>
+        <w:tc>
+          <w:tcPr>
+            <w:tcW w:type="dxa" w:w="1361"/>
+          </w:tcPr>
+          <w:p>
+            <w:r/>
+            <w:r>
+              <w:rPr>
+                <w:rFonts w:ascii="Liberation Sans" w:hAnsi="Liberation Sans"/>
+                <w:b/>
+                <w:sz w:val="18"/>
+              </w:rPr>
+              <w:t>Year</w:t>
+            </w:r>
+          </w:p>
+        </w:tc>
+        <w:tc>
+          <w:tcPr>
+            <w:tcW w:type="dxa" w:w="1587"/>
+          </w:tcPr>
+          <w:p>
+            <w:r/>
+            <w:r>
+              <w:rPr>
+                <w:rFonts w:ascii="Liberation Sans" w:hAnsi="Liberation Sans"/>
+                <w:b/>
+                <w:sz w:val="18"/>
+              </w:rPr>
+              <w:t>Actual</w:t>
+            </w:r>
+          </w:p>
+        </w:tc>
+        <w:tc>
+          <w:tcPr>
+            <w:tcW w:type="dxa" w:w="1814"/>
+          </w:tcPr>
+          <w:p>
+            <w:r/>
+            <w:r>
+              <w:rPr>
+                <w:rFonts w:ascii="Liberation Sans" w:hAnsi="Liberation Sans"/>
+                <w:b/>
+                <w:sz w:val="18"/>
+              </w:rPr>
+              <w:t>Linear trend</w:t>
+            </w:r>
+          </w:p>
+        </w:tc>
+        <w:tc>
+          <w:tcPr>
+            <w:tcW w:type="dxa" w:w="1814"/>
+          </w:tcPr>
+          <w:p>
+            <w:r/>
+            <w:r>
+              <w:rPr>
+                <w:rFonts w:ascii="Liberation Sans" w:hAnsi="Liberation Sans"/>
+                <w:b/>
+                <w:sz w:val="18"/>
+              </w:rPr>
+              <w:t>CAGR method</w:t>
+            </w:r>
+          </w:p>
+        </w:tc>
+        <w:tc>
+          <w:tcPr>
+            <w:tcW w:type="dxa" w:w="2608"/>
+          </w:tcPr>
+          <w:p>
+            <w:r/>
+            <w:r>
+              <w:rPr>
+                <w:rFonts w:ascii="Liberation Sans" w:hAnsi="Liberation Sans"/>
+                <w:b/>
+                <w:sz w:val="18"/>
+              </w:rPr>
+              <w:t>Recent window, the AI approach</w:t>
+            </w:r>
+          </w:p>
+        </w:tc>
+      </w:tr>
+      <w:tr>
+        <w:tc>
+          <w:tcPr>
+            <w:tcW w:type="dxa" w:w="1361"/>
+          </w:tcPr>
+          <w:p>
+            <w:r/>
+            <w:r>
+              <w:rPr>
+                <w:rFonts w:ascii="Liberation Sans" w:hAnsi="Liberation Sans"/>
+                <w:sz w:val="18"/>
+              </w:rPr>
+              <w:t>2022</w:t>
+            </w:r>
+          </w:p>
+        </w:tc>
+        <w:tc>
+          <w:tcPr>
+            <w:tcW w:type="dxa" w:w="1587"/>
+          </w:tcPr>
+          <w:p>
+            <w:r/>
+            <w:r>
+              <w:rPr>
+                <w:rFonts w:ascii="Liberation Sans" w:hAnsi="Liberation Sans"/>
+                <w:sz w:val="18"/>
+              </w:rPr>
+              <w:t>65,082</w:t>
+            </w:r>
+          </w:p>
+        </w:tc>
+        <w:tc>
+          <w:tcPr>
+            <w:tcW w:type="dxa" w:w="1814"/>
+          </w:tcPr>
+          <w:p>
+            <w:r/>
+            <w:r>
+              <w:rPr>
+                <w:rFonts w:ascii="Liberation Sans" w:hAnsi="Liberation Sans"/>
+                <w:sz w:val="18"/>
+              </w:rPr>
+              <w:t>34,503</w:t>
+            </w:r>
+          </w:p>
+        </w:tc>
+        <w:tc>
+          <w:tcPr>
+            <w:tcW w:type="dxa" w:w="1814"/>
+          </w:tcPr>
+          <w:p>
+            <w:r/>
+            <w:r>
+              <w:rPr>
+                <w:rFonts w:ascii="Liberation Sans" w:hAnsi="Liberation Sans"/>
+                <w:sz w:val="18"/>
+              </w:rPr>
+              <w:t>36,722</w:t>
+            </w:r>
+          </w:p>
+        </w:tc>
+        <w:tc>
+          <w:tcPr>
+            <w:tcW w:type="dxa" w:w="2608"/>
+          </w:tcPr>
+          <w:p>
+            <w:r/>
+            <w:r>
+              <w:rPr>
+                <w:rFonts w:ascii="Liberation Sans" w:hAnsi="Liberation Sans"/>
+                <w:sz w:val="18"/>
+              </w:rPr>
+              <w:t>32,076</w:t>
+            </w:r>
+          </w:p>
+        </w:tc>
+      </w:tr>
+      <w:tr>
+        <w:tc>
+          <w:tcPr>
+            <w:tcW w:type="dxa" w:w="1361"/>
+          </w:tcPr>
+          <w:p>
+            <w:r/>
+            <w:r>
+              <w:rPr>
+                <w:rFonts w:ascii="Liberation Sans" w:hAnsi="Liberation Sans"/>
+                <w:sz w:val="18"/>
+              </w:rPr>
+              <w:t>2023</w:t>
+            </w:r>
+          </w:p>
+        </w:tc>
+        <w:tc>
+          <w:tcPr>
+            <w:tcW w:type="dxa" w:w="1587"/>
+          </w:tcPr>
+          <w:p>
+            <w:r/>
+            <w:r>
+              <w:rPr>
+                <w:rFonts w:ascii="Liberation Sans" w:hAnsi="Liberation Sans"/>
+                <w:sz w:val="18"/>
+              </w:rPr>
+              <w:t>60,057</w:t>
+            </w:r>
+          </w:p>
+        </w:tc>
+        <w:tc>
+          <w:tcPr>
+            <w:tcW w:type="dxa" w:w="1814"/>
+          </w:tcPr>
+          <w:p>
+            <w:r/>
+            <w:r>
+              <w:rPr>
+                <w:rFonts w:ascii="Liberation Sans" w:hAnsi="Liberation Sans"/>
+                <w:sz w:val="18"/>
+              </w:rPr>
+              <w:t>35,421</w:t>
+            </w:r>
+          </w:p>
+        </w:tc>
+        <w:tc>
+          <w:tcPr>
+            <w:tcW w:type="dxa" w:w="1814"/>
+          </w:tcPr>
+          <w:p>
+            <w:r/>
+            <w:r>
+              <w:rPr>
+                <w:rFonts w:ascii="Liberation Sans" w:hAnsi="Liberation Sans"/>
+                <w:sz w:val="18"/>
+              </w:rPr>
+              <w:t>39,610</w:t>
+            </w:r>
+          </w:p>
+        </w:tc>
+        <w:tc>
+          <w:tcPr>
+            <w:tcW w:type="dxa" w:w="2608"/>
+          </w:tcPr>
+          <w:p>
+            <w:r/>
+            <w:r>
+              <w:rPr>
+                <w:rFonts w:ascii="Liberation Sans" w:hAnsi="Liberation Sans"/>
+                <w:sz w:val="18"/>
+              </w:rPr>
+              <w:t>30,109</w:t>
+            </w:r>
+          </w:p>
+        </w:tc>
+      </w:tr>
+      <w:tr>
+        <w:tc>
+          <w:tcPr>
+            <w:tcW w:type="dxa" w:w="1361"/>
+          </w:tcPr>
+          <w:p>
+            <w:r/>
+            <w:r>
+              <w:rPr>
+                <w:rFonts w:ascii="Liberation Sans" w:hAnsi="Liberation Sans"/>
+                <w:sz w:val="18"/>
+              </w:rPr>
+              <w:t>2024</w:t>
+            </w:r>
+          </w:p>
+        </w:tc>
+        <w:tc>
+          <w:tcPr>
+            <w:tcW w:type="dxa" w:w="1587"/>
+          </w:tcPr>
+          <w:p>
+            <w:r/>
+            <w:r>
+              <w:rPr>
+                <w:rFonts w:ascii="Liberation Sans" w:hAnsi="Liberation Sans"/>
+                <w:sz w:val="18"/>
+              </w:rPr>
+              <w:t>56,183</w:t>
+            </w:r>
+          </w:p>
+        </w:tc>
+        <w:tc>
+          <w:tcPr>
+            <w:tcW w:type="dxa" w:w="1814"/>
+          </w:tcPr>
+          <w:p>
+            <w:r/>
+            <w:r>
+              <w:rPr>
+                <w:rFonts w:ascii="Liberation Sans" w:hAnsi="Liberation Sans"/>
+                <w:sz w:val="18"/>
+              </w:rPr>
+              <w:t>36,339</w:t>
+            </w:r>
+          </w:p>
+        </w:tc>
+        <w:tc>
+          <w:tcPr>
+            <w:tcW w:type="dxa" w:w="1814"/>
+          </w:tcPr>
+          <w:p>
+            <w:r/>
+            <w:r>
+              <w:rPr>
+                <w:rFonts w:ascii="Liberation Sans" w:hAnsi="Liberation Sans"/>
+                <w:sz w:val="18"/>
+              </w:rPr>
+              <w:t>42,725</w:t>
+            </w:r>
+          </w:p>
+        </w:tc>
+        <w:tc>
+          <w:tcPr>
+            <w:tcW w:type="dxa" w:w="2608"/>
+          </w:tcPr>
+          <w:p>
+            <w:r/>
+            <w:r>
+              <w:rPr>
+                <w:rFonts w:ascii="Liberation Sans" w:hAnsi="Liberation Sans"/>
+                <w:sz w:val="18"/>
+              </w:rPr>
+              <w:t>28,141</w:t>
+            </w:r>
+          </w:p>
+        </w:tc>
+      </w:tr>
+      <w:tr>
+        <w:tc>
+          <w:tcPr>
+            <w:tcW w:type="dxa" w:w="1361"/>
+          </w:tcPr>
+          <w:p>
+            <w:r/>
+            <w:r>
+              <w:rPr>
+                <w:rFonts w:ascii="Liberation Sans" w:hAnsi="Liberation Sans"/>
+                <w:sz w:val="18"/>
+              </w:rPr>
+              <w:t>2025</w:t>
+            </w:r>
+          </w:p>
+        </w:tc>
+        <w:tc>
+          <w:tcPr>
+            <w:tcW w:type="dxa" w:w="1587"/>
+          </w:tcPr>
+          <w:p>
+            <w:r/>
+            <w:r>
+              <w:rPr>
+                <w:rFonts w:ascii="Liberation Sans" w:hAnsi="Liberation Sans"/>
+                <w:sz w:val="18"/>
+              </w:rPr>
+              <w:t>52,742</w:t>
+            </w:r>
+          </w:p>
+        </w:tc>
+        <w:tc>
+          <w:tcPr>
+            <w:tcW w:type="dxa" w:w="1814"/>
+          </w:tcPr>
+          <w:p>
+            <w:r/>
+            <w:r>
+              <w:rPr>
+                <w:rFonts w:ascii="Liberation Sans" w:hAnsi="Liberation Sans"/>
+                <w:sz w:val="18"/>
+              </w:rPr>
+              <w:t>37,256</w:t>
+            </w:r>
+          </w:p>
+        </w:tc>
+        <w:tc>
+          <w:tcPr>
+            <w:tcW w:type="dxa" w:w="1814"/>
+          </w:tcPr>
+          <w:p>
+            <w:r/>
+            <w:r>
+              <w:rPr>
+                <w:rFonts w:ascii="Liberation Sans" w:hAnsi="Liberation Sans"/>
+                <w:sz w:val="18"/>
+              </w:rPr>
+              <w:t>46,086</w:t>
+            </w:r>
+          </w:p>
+        </w:tc>
+        <w:tc>
+          <w:tcPr>
+            <w:tcW w:type="dxa" w:w="2608"/>
+          </w:tcPr>
+          <w:p>
+            <w:r/>
+            <w:r>
+              <w:rPr>
+                <w:rFonts w:ascii="Liberation Sans" w:hAnsi="Liberation Sans"/>
+                <w:sz w:val="18"/>
+              </w:rPr>
+              <w:t>26,173</w:t>
+            </w:r>
+          </w:p>
+        </w:tc>
+      </w:tr>
+      <w:tr>
+        <w:tc>
+          <w:tcPr>
+            <w:tcW w:type="dxa" w:w="1361"/>
+          </w:tcPr>
+          <w:p>
+            <w:r/>
+            <w:r>
+              <w:rPr>
+                <w:rFonts w:ascii="Liberation Sans" w:hAnsi="Liberation Sans"/>
+                <w:sz w:val="18"/>
+              </w:rPr>
+              <w:t>Mean error</w:t>
+            </w:r>
+          </w:p>
+        </w:tc>
+        <w:tc>
+          <w:tcPr>
+            <w:tcW w:type="dxa" w:w="1587"/>
+          </w:tcPr>
+          <w:p>
+            <w:r/>
+            <w:r>
+              <w:rPr>
+                <w:rFonts w:ascii="Liberation Sans" w:hAnsi="Liberation Sans"/>
+                <w:sz w:val="18"/>
+              </w:rPr>
+            </w:r>
+          </w:p>
+        </w:tc>
+        <w:tc>
+          <w:tcPr>
+            <w:tcW w:type="dxa" w:w="1814"/>
+          </w:tcPr>
+          <w:p>
+            <w:r/>
+            <w:r>
+              <w:rPr>
+                <w:rFonts w:ascii="Liberation Sans" w:hAnsi="Liberation Sans"/>
+                <w:sz w:val="18"/>
+              </w:rPr>
+              <w:t>38.2%</w:t>
+            </w:r>
+          </w:p>
+        </w:tc>
+        <w:tc>
+          <w:tcPr>
+            <w:tcW w:type="dxa" w:w="1814"/>
+          </w:tcPr>
+          <w:p>
+            <w:r/>
+            <w:r>
+              <w:rPr>
+                <w:rFonts w:ascii="Liberation Sans" w:hAnsi="Liberation Sans"/>
+                <w:sz w:val="18"/>
+              </w:rPr>
+              <w:t>28.5%</w:t>
+            </w:r>
+          </w:p>
+        </w:tc>
+        <w:tc>
+          <w:tcPr>
+            <w:tcW w:type="dxa" w:w="2608"/>
+          </w:tcPr>
+          <w:p>
+            <w:r/>
+            <w:r>
+              <w:rPr>
+                <w:rFonts w:ascii="Liberation Sans" w:hAnsi="Liberation Sans"/>
+                <w:sz w:val="18"/>
+              </w:rPr>
+              <w:t>50.2%</w:t>
+            </w:r>
+          </w:p>
+        </w:tc>
+      </w:tr>
+    </w:tbl>
+    <w:p>
+      <w:pPr>
         <w:spacing w:after="40"/>
       </w:pPr>
+    </w:p>
+    <w:p>
+      <w:pPr>
+        <w:spacing w:after="100"/>
+      </w:pPr>
       <w:r>
-        <w:rPr>
-          <w:rFonts w:ascii="Liberation Sans" w:hAnsi="Liberation Sans"/>
-          <w:sz w:val="21"/>
-        </w:rPr>
-        <w:t>That the 2020 dip and the 2022 peak are price events rather than demand events. That only becomes visible from the two way data, where import and export move together at r = 0.91. The AI was given the import side alone.</w:t>
+        <w:t>Every method failed, and badly. The best of the three was the CAGR method at 28.5% mean absolute error. My linear trend scored 38.2%. The recent window method, which is the one the AI chose, was the worst at 50.2%, predicting $26,173m for 2025 against an actual of $52,742m. On the evidence available, the AI picked the weakest of the three approaches.</w:t>
       </w:r>
     </w:p>
     <w:p>
       <w:pPr>
-        <w:pStyle w:val="ListBullet"/>
-        <w:spacing w:after="40"/>
+        <w:spacing w:after="100"/>
       </w:pPr>
       <w:r>
-        <w:rPr>
-          <w:rFonts w:ascii="Liberation Sans" w:hAnsi="Liberation Sans"/>
-          <w:sz w:val="21"/>
-        </w:rPr>
-        <w:t>That two Australian refineries closed in 2021, which shifts the mix of imports from crude towards refined product and puts a floor under the bill.</w:t>
-      </w:r>
-    </w:p>
-    <w:p>
-      <w:pPr>
-        <w:pStyle w:val="ListBullet"/>
-        <w:spacing w:after="40"/>
-      </w:pPr>
-      <w:r>
-        <w:rPr>
-          <w:rFonts w:ascii="Liberation Sans" w:hAnsi="Liberation Sans"/>
-          <w:sz w:val="21"/>
-        </w:rPr>
-        <w:t>That the series is too noisy for a point forecast. The AI gave five exact numbers with no error range, which reads as far more certain than the data allows.</w:t>
+        <w:t>The more important reading is that all three were wrong by a wide margin in the same direction. Every method under-forecast, because the 2022 price shock was not present in the training data and could not be inferred from it. No amount of curve fitting on ten annual points will anticipate an invasion. This is the strongest argument in the report for treating the 2026 to 2030 numbers as a planning range rather than a prediction, and for setting a target instead.</w:t>
       </w:r>
     </w:p>
     <w:p>
@@ -3636,23 +4083,226 @@
           <w:color w:val="0B0B0B"/>
           <w:sz w:val="22"/>
         </w:rPr>
-        <w:t>Advantages and disadvantages of using AI here</w:t>
+        <w:t>12.4 What the AI could not know</w:t>
       </w:r>
     </w:p>
     <w:p>
       <w:pPr>
-        <w:spacing w:after="100"/>
+        <w:pStyle w:val="ListBullet"/>
+        <w:spacing w:after="40"/>
       </w:pPr>
       <w:r>
-        <w:t>The advantages are real. The AI was fast, it was free of the anchoring that comes from having already built an opinion, and it stated a method that could be checked. Used as a second opinion it did something useful: it exposed that my own whole decade fit is itself an arbitrary choice of window.</w:t>
+        <w:rPr>
+          <w:rFonts w:ascii="Liberation Sans" w:hAnsi="Liberation Sans"/>
+          <w:sz w:val="21"/>
+        </w:rPr>
+        <w:t>That the 2020 dip and the 2022 peak are price events rather than demand events. That only becomes visible from the two way data, where import and export move together at r = 0.91. The AI was given the import side alone, so it could not see the mechanism at all.</w:t>
       </w:r>
     </w:p>
     <w:p>
       <w:pPr>
+        <w:pStyle w:val="ListBullet"/>
+        <w:spacing w:after="40"/>
+      </w:pPr>
+      <w:r>
+        <w:rPr>
+          <w:rFonts w:ascii="Liberation Sans" w:hAnsi="Liberation Sans"/>
+          <w:sz w:val="21"/>
+        </w:rPr>
+        <w:t>That two Australian refineries closed in 2021, which shifts the mix of imports from crude towards refined product and puts a floor under the bill. No amount of care with ten numbers recovers a fact that is not in them.</w:t>
+      </w:r>
+    </w:p>
+    <w:p>
+      <w:pPr>
+        <w:pStyle w:val="ListBullet"/>
+        <w:spacing w:after="40"/>
+      </w:pPr>
+      <w:r>
+        <w:rPr>
+          <w:rFonts w:ascii="Liberation Sans" w:hAnsi="Liberation Sans"/>
+          <w:sz w:val="21"/>
+        </w:rPr>
+        <w:t>That the series is too noisy to support a point forecast. The straight line fit explains only 59% of the variance. The AI returned five exact figures with no range and no caveat, which reads as far more certain than the data permits.</w:t>
+      </w:r>
+    </w:p>
+    <w:p>
+      <w:pPr>
+        <w:pStyle w:val="ListBullet"/>
+        <w:spacing w:after="40"/>
+      </w:pPr>
+      <w:r>
+        <w:rPr>
+          <w:rFonts w:ascii="Liberation Sans" w:hAnsi="Liberation Sans"/>
+          <w:sz w:val="21"/>
+        </w:rPr>
+        <w:t>That its own method had the worst backtest record of the three. It had no way to test itself, because testing needs a held out period and a second method to compare against, and it was given neither.</w:t>
+      </w:r>
+    </w:p>
+    <w:p>
+      <w:pPr>
+        <w:spacing w:before="140" w:after="40"/>
+      </w:pPr>
+      <w:r>
+        <w:rPr>
+          <w:rFonts w:ascii="Liberation Sans" w:hAnsi="Liberation Sans"/>
+          <w:b/>
+          <w:color w:val="0B0B0B"/>
+          <w:sz w:val="22"/>
+        </w:rPr>
+        <w:t>12.5 Advantages of using AI here</w:t>
+      </w:r>
+    </w:p>
+    <w:p>
+      <w:pPr>
+        <w:spacing w:after="60"/>
+        <w:ind w:left="425" w:hanging="425"/>
+      </w:pPr>
+      <w:r>
+        <w:rPr>
+          <w:rFonts w:ascii="Liberation Sans" w:hAnsi="Liberation Sans"/>
+          <w:sz w:val="21"/>
+        </w:rPr>
+        <w:t>1.  Speed. The analysis arrived in seconds, against roughly a day of work for the spreadsheet and the charts.</w:t>
+      </w:r>
+    </w:p>
+    <w:p>
+      <w:pPr>
+        <w:spacing w:after="60"/>
+        <w:ind w:left="425" w:hanging="425"/>
+      </w:pPr>
+      <w:r>
+        <w:rPr>
+          <w:rFonts w:ascii="Liberation Sans" w:hAnsi="Liberation Sans"/>
+          <w:sz w:val="21"/>
+        </w:rPr>
+        <w:t>2.  Independence. The model had no stake in my conclusion and had not spent hours forming an opinion. It read the series cold, which is exactly why it chose a different window and exposed that my own window was an unexamined assumption.</w:t>
+      </w:r>
+    </w:p>
+    <w:p>
+      <w:pPr>
+        <w:spacing w:after="60"/>
+        <w:ind w:left="425" w:hanging="425"/>
+      </w:pPr>
+      <w:r>
+        <w:rPr>
+          <w:rFonts w:ascii="Liberation Sans" w:hAnsi="Liberation Sans"/>
+          <w:sz w:val="21"/>
+        </w:rPr>
+        <w:t>3.  A stated method. It said it was extrapolating the 2022 to 2025 fall at about 4,113 a year. Because it said so, the method could be backtested and found wanting. An assistant that only returned numbers would have been useless here.</w:t>
+      </w:r>
+    </w:p>
+    <w:p>
+      <w:pPr>
+        <w:spacing w:after="60"/>
+        <w:ind w:left="425" w:hanging="425"/>
+      </w:pPr>
+      <w:r>
+        <w:rPr>
+          <w:rFonts w:ascii="Liberation Sans" w:hAnsi="Liberation Sans"/>
+          <w:sz w:val="21"/>
+        </w:rPr>
+        <w:t>4.  Pattern description. Its reading of the decade shape was correct and would be a reasonable first summary for a reader meeting the series for the first time.</w:t>
+      </w:r>
+    </w:p>
+    <w:p>
+      <w:pPr>
+        <w:spacing w:before="140" w:after="40"/>
+      </w:pPr>
+      <w:r>
+        <w:rPr>
+          <w:rFonts w:ascii="Liberation Sans" w:hAnsi="Liberation Sans"/>
+          <w:b/>
+          <w:color w:val="0B0B0B"/>
+          <w:sz w:val="22"/>
+        </w:rPr>
+        <w:t>12.6 Disadvantages of using AI here</w:t>
+      </w:r>
+    </w:p>
+    <w:p>
+      <w:pPr>
+        <w:spacing w:after="60"/>
+        <w:ind w:left="425" w:hanging="425"/>
+      </w:pPr>
+      <w:r>
+        <w:rPr>
+          <w:rFonts w:ascii="Liberation Sans" w:hAnsi="Liberation Sans"/>
+          <w:sz w:val="21"/>
+        </w:rPr>
+        <w:t>1.  No causal knowledge. It could not know why 2022 happened, so it could not judge whether to carry that movement forward. Every useful cause in this report came from outside the dataset.</w:t>
+      </w:r>
+    </w:p>
+    <w:p>
+      <w:pPr>
+        <w:spacing w:after="60"/>
+        <w:ind w:left="425" w:hanging="425"/>
+      </w:pPr>
+      <w:r>
+        <w:rPr>
+          <w:rFonts w:ascii="Liberation Sans" w:hAnsi="Liberation Sans"/>
+          <w:sz w:val="21"/>
+        </w:rPr>
+        <w:t>2.  Confidence without uncertainty. Five exact numbers, no error band, no warning that the series resists forecasting. A policy reader would take those figures at face value.</w:t>
+      </w:r>
+    </w:p>
+    <w:p>
+      <w:pPr>
+        <w:spacing w:after="60"/>
+        <w:ind w:left="425" w:hanging="425"/>
+      </w:pPr>
+      <w:r>
+        <w:rPr>
+          <w:rFonts w:ascii="Liberation Sans" w:hAnsi="Liberation Sans"/>
+          <w:sz w:val="21"/>
+        </w:rPr>
+        <w:t>3.  It answers only the question asked. Given the import column, it analysed the import column. It did not ask for the export side, which is where the actual finding of this report lives. A human analyst would have asked.</w:t>
+      </w:r>
+    </w:p>
+    <w:p>
+      <w:pPr>
+        <w:spacing w:after="60"/>
+        <w:ind w:left="425" w:hanging="425"/>
+      </w:pPr>
+      <w:r>
+        <w:rPr>
+          <w:rFonts w:ascii="Liberation Sans" w:hAnsi="Liberation Sans"/>
+          <w:sz w:val="21"/>
+        </w:rPr>
+        <w:t>4.  It cannot check itself against reality. It had no held out period, no second method and no way to measure its own error, so its weakest-performing method was presented with the same assurance as its strongest observation.</w:t>
+      </w:r>
+    </w:p>
+    <w:p>
+      <w:pPr>
+        <w:spacing w:after="60"/>
+        <w:ind w:left="425" w:hanging="425"/>
+      </w:pPr>
+      <w:r>
+        <w:rPr>
+          <w:rFonts w:ascii="Liberation Sans" w:hAnsi="Liberation Sans"/>
+          <w:sz w:val="21"/>
+        </w:rPr>
+        <w:t>5.  One run is not evidence. This comparison rests on a single response. A different phrasing, or the same prompt run again, could give different numbers, and nothing in the output would signal that.</w:t>
+      </w:r>
+    </w:p>
+    <w:p>
+      <w:pPr>
+        <w:spacing w:before="140" w:after="40"/>
+      </w:pPr>
+      <w:r>
+        <w:rPr>
+          <w:rFonts w:ascii="Liberation Sans" w:hAnsi="Liberation Sans"/>
+          <w:b/>
+          <w:color w:val="0B0B0B"/>
+          <w:sz w:val="22"/>
+        </w:rPr>
+        <w:t>12.7 What this means for using AI in visual analytics</w:t>
+      </w:r>
+    </w:p>
+    <w:p>
+      <w:pPr>
         <w:spacing w:after="100"/>
       </w:pPr>
       <w:r>
-        <w:t>The disadvantages are larger for this task. The AI had no causal knowledge and no way to acquire any, so it could not know why 2022 happened and therefore could not judge whether to extrapolate it. It gave confident point numbers with no uncertainty attached. It could not see the second trade direction, which is where the actual finding lives. The honest conclusion is that neither forecast deserves confidence, and that is the most useful thing the comparison produced.</w:t>
+        <w:t>The honest conclusion is that neither forecast deserves confidence, and the backtest shows why: this series is driven by a world price and is not forecastable from its own history. The AI was most valuable not as a forecaster but as an adversary. It made a different defensible choice, which forced me to test a choice I had not examined. Used that way, as a second opinion whose method is stated and then checked, it improved the analysis. Used the way it presents itself, as five confident numbers, it would have made the analysis worse than having no forecast at all.</w:t>
       </w:r>
     </w:p>
     <w:p>
@@ -3679,67 +4329,67 @@
     </w:p>
     <w:p>
       <w:pPr>
-        <w:pStyle w:val="ListNumber"/>
-        <w:spacing w:after="40"/>
+        <w:spacing w:after="60"/>
+        <w:ind w:left="425" w:hanging="425"/>
       </w:pPr>
       <w:r>
         <w:rPr>
           <w:rFonts w:ascii="Liberation Sans" w:hAnsi="Liberation Sans"/>
           <w:sz w:val="21"/>
         </w:rPr>
-        <w:t>Ten categories, eight safe colours. Cycling hues past eight makes series indistinguishable, so the ten category charts became small multiples. Colour was then freed for the one distinction that matters everywhere, import against export.</w:t>
+        <w:t>1.  Ten categories, eight safe colours. Cycling hues past eight makes series indistinguishable, so the ten category charts became small multiples. Colour was then freed for the one distinction that matters everywhere, import against export.</w:t>
       </w:r>
     </w:p>
     <w:p>
       <w:pPr>
-        <w:pStyle w:val="ListNumber"/>
-        <w:spacing w:after="40"/>
+        <w:spacing w:after="60"/>
+        <w:ind w:left="425" w:hanging="425"/>
       </w:pPr>
       <w:r>
         <w:rPr>
           <w:rFonts w:ascii="Liberation Sans" w:hAnsi="Liberation Sans"/>
           <w:sz w:val="21"/>
         </w:rPr>
-        <w:t>Different magnitudes on one chart. Category 4 is about one hundredth the size of category 2. A second y axis was rejected, because two scales on one frame invite false comparison. Indexing to 2016 and small multiples solved it honestly.</w:t>
+        <w:t>2.  Different magnitudes on one chart. Category 4 is about one hundredth the size of category 2. A second y axis was rejected, because two scales on one frame invite false comparison. Indexing to 2016 and small multiples solved it honestly.</w:t>
       </w:r>
     </w:p>
     <w:p>
       <w:pPr>
-        <w:pStyle w:val="ListNumber"/>
-        <w:spacing w:after="40"/>
+        <w:spacing w:after="60"/>
+        <w:ind w:left="425" w:hanging="425"/>
       </w:pPr>
       <w:r>
         <w:rPr>
           <w:rFonts w:ascii="Liberation Sans" w:hAnsi="Liberation Sans"/>
           <w:sz w:val="21"/>
         </w:rPr>
-        <w:t>Labels colliding. The first share chart put ten end of line labels on top of each other and was unreadable. It was rebuilt as a dumbbell on a category axis, with the values in a fixed column clear of the markers.</w:t>
+        <w:t>3.  Labels colliding. The first share chart put ten end of line labels on top of each other and was unreadable. It was rebuilt as a dumbbell on a category axis, with the values in a fixed column clear of the markers.</w:t>
       </w:r>
     </w:p>
     <w:p>
       <w:pPr>
-        <w:pStyle w:val="ListNumber"/>
-        <w:spacing w:after="40"/>
+        <w:spacing w:after="60"/>
+        <w:ind w:left="425" w:hanging="425"/>
       </w:pPr>
       <w:r>
         <w:rPr>
           <w:rFonts w:ascii="Liberation Sans" w:hAnsi="Liberation Sans"/>
           <w:sz w:val="21"/>
         </w:rPr>
-        <w:t>Grouped bars that did not group. The outlier chart first used a label of category and year, and because the outlier year differs by direction it produced twenty separate categories instead of ten pairs. The year moved to a bar label and the axis became the category alone.</w:t>
+        <w:t>4.  Grouped bars that did not group. The outlier chart first used a label of category and year, and because the outlier year differs by direction it produced twenty separate categories instead of ten pairs. The year moved to a bar label and the axis became the category alone.</w:t>
       </w:r>
     </w:p>
     <w:p>
       <w:pPr>
-        <w:pStyle w:val="ListNumber"/>
-        <w:spacing w:after="40"/>
+        <w:spacing w:after="60"/>
+        <w:ind w:left="425" w:hanging="425"/>
       </w:pPr>
       <w:r>
         <w:rPr>
           <w:rFonts w:ascii="Liberation Sans" w:hAnsi="Liberation Sans"/>
           <w:sz w:val="21"/>
         </w:rPr>
-        <w:t>Colour that fails for colourblind readers. The palette was not chosen by eye. Every set of colours that appears together was run through a contrast and colour vision checker, and two of the hues sit below the contrast floor on a light background, so every chart that uses them also ships a table of its numbers.</w:t>
+        <w:t>5.  Colour that fails for colourblind readers. The palette was not chosen by eye. Every set of colours that appears together was run through a contrast and colour vision checker, and two of the hues sit below the contrast floor on a light background, so every chart that uses them also ships a table of its numbers.</w:t>
       </w:r>
     </w:p>
     <w:p>
@@ -4089,80 +4739,80 @@
     </w:p>
     <w:p>
       <w:pPr>
-        <w:pStyle w:val="ListNumber"/>
-        <w:spacing w:after="40"/>
+        <w:spacing w:after="60"/>
+        <w:ind w:left="425" w:hanging="425"/>
       </w:pPr>
       <w:r>
         <w:rPr>
           <w:rFonts w:ascii="Liberation Sans" w:hAnsi="Liberation Sans"/>
           <w:sz w:val="21"/>
         </w:rPr>
-        <w:t>Set the petroleum import bill as a tracked target, not a forecast. The path in this report cuts it 3% a year to $45,291m by 2030. A forecast on this series is not reliable enough to steer by, but a target is a decision and can be measured against each year.</w:t>
+        <w:t>1.  Set the petroleum import bill as a tracked target, not a forecast. The path in this report cuts it 3% a year to $45,291m by 2030. A forecast on this series is not reliable enough to steer by, but a target is a decision and can be measured against each year.</w:t>
       </w:r>
     </w:p>
     <w:p>
       <w:pPr>
-        <w:pStyle w:val="ListNumber"/>
-        <w:spacing w:after="40"/>
+        <w:spacing w:after="60"/>
+        <w:ind w:left="425" w:hanging="425"/>
       </w:pPr>
       <w:r>
         <w:rPr>
           <w:rFonts w:ascii="Liberation Sans" w:hAnsi="Liberation Sans"/>
           <w:sz w:val="21"/>
         </w:rPr>
-        <w:t>Do not pursue petroleum export growth as a fuel security measure. Import and export move together at r = 0.91 and import is about three times larger, so a higher oil price widens the deficit no matter how much Australia sells. This is the single clearest policy finding in the data.</w:t>
+        <w:t>2.  Do not pursue petroleum export growth as a fuel security measure. Import and export move together at r = 0.91 and import is about three times larger, so a higher oil price widens the deficit no matter how much Australia sells. This is the single clearest policy finding in the data.</w:t>
       </w:r>
     </w:p>
     <w:p>
       <w:pPr>
-        <w:pStyle w:val="ListNumber"/>
-        <w:spacing w:after="40"/>
+        <w:spacing w:after="60"/>
+        <w:ind w:left="425" w:hanging="425"/>
       </w:pPr>
       <w:r>
         <w:rPr>
           <w:rFonts w:ascii="Liberation Sans" w:hAnsi="Liberation Sans"/>
           <w:sz w:val="21"/>
         </w:rPr>
-        <w:t>Treat the two remaining refineries as the variable that matters. Refining capacity is what decides whether Australia imports crude or finished product, and that mix is the part of the bill domestic policy can still influence.</w:t>
+        <w:t>3.  Treat the two remaining refineries as the variable that matters. Refining capacity is what decides whether Australia imports crude or finished product, and that mix is the part of the bill domestic policy can still influence.</w:t>
       </w:r>
     </w:p>
     <w:p>
       <w:pPr>
-        <w:pStyle w:val="ListNumber"/>
-        <w:spacing w:after="40"/>
+        <w:spacing w:after="60"/>
+        <w:ind w:left="425" w:hanging="425"/>
       </w:pPr>
       <w:r>
         <w:rPr>
           <w:rFonts w:ascii="Liberation Sans" w:hAnsi="Liberation Sans"/>
           <w:sz w:val="21"/>
         </w:rPr>
-        <w:t>Do not read the energy export surplus as durable cover for the fuel bill. Category 3 export has fallen three years in a row and has the highest volatility of any category, at a coefficient of variation of 0.38. The surplus that funded the import bill in 2022 has already shrunk 65%.</w:t>
+        <w:t>4.  Do not read the energy export surplus as durable cover for the fuel bill. Category 3 export has fallen three years in a row and has the highest volatility of any category, at a coefficient of variation of 0.38. The surplus that funded the import bill in 2022 has already shrunk 65%.</w:t>
       </w:r>
     </w:p>
     <w:p>
       <w:pPr>
-        <w:pStyle w:val="ListNumber"/>
-        <w:spacing w:after="40"/>
+        <w:spacing w:after="60"/>
+        <w:ind w:left="425" w:hanging="425"/>
       </w:pPr>
       <w:r>
         <w:rPr>
           <w:rFonts w:ascii="Liberation Sans" w:hAnsi="Liberation Sans"/>
           <w:sz w:val="21"/>
         </w:rPr>
-        <w:t>Diversify with care, because the two largest export categories do not hedge each other. Categories 2 and 3 correlate at r = 0.03, which looks like good diversification, but both are commodity price cycles. They were uncorrelated over this decade by timing, not by structure.</w:t>
+        <w:t>5.  Diversify with care, because the two largest export categories do not hedge each other. Categories 2 and 3 correlate at r = 0.03, which looks like good diversification, but both are commodity price cycles. They were uncorrelated over this decade by timing, not by structure.</w:t>
       </w:r>
     </w:p>
     <w:p>
       <w:pPr>
-        <w:pStyle w:val="ListNumber"/>
-        <w:spacing w:after="40"/>
+        <w:spacing w:after="60"/>
+        <w:ind w:left="425" w:hanging="425"/>
       </w:pPr>
       <w:r>
         <w:rPr>
           <w:rFonts w:ascii="Liberation Sans" w:hAnsi="Liberation Sans"/>
           <w:sz w:val="21"/>
         </w:rPr>
-        <w:t>Collect volume alongside value. Every limit in this report comes from the dataset holding dollars only. Separating price from volume would settle several questions this analysis could only bound.</w:t>
+        <w:t>6.  Collect volume alongside value. Every limit in this report comes from the dataset holding dollars only. Separating price from volume would settle several questions this analysis could only bound.</w:t>
       </w:r>
     </w:p>
     <w:p>

--- a/out/24503993_A3.docx
+++ b/out/24503993_A3.docx
@@ -39,7 +39,7 @@
           <w:color w:val="52514E"/>
           <w:sz w:val="19"/>
         </w:rPr>
-        <w:t>32146 Visual Analytics, Assessment Task 3. Student 24503993. Dashboard and storyboard: https://toms55.github.io/datavis-a3/</w:t>
+        <w:t>32146 Visual Analytics, Assessment Task 3. Student 24503993. Dashboard and storyboard: https://toms55.github.io/DataVisA3/</w:t>
       </w:r>
     </w:p>
     <w:p>
@@ -2073,7 +2073,7 @@
         <w:spacing w:after="100"/>
       </w:pPr>
       <w:r>
-        <w:t>The dashboard is at https://toms55.github.io/datavis-a3/dashboard.html and covers subcategory 33 in both directions on one screen. It carries a six tile summary row, five named comparisons, an insight for each of the ten years, and a year range control that re-scales every time chart at once. Each chart has a collapsible table of the numbers beneath it.</w:t>
+        <w:t>The dashboard is at https://toms55.github.io/DataVisA3/dashboard.html and covers subcategory 33 in both directions on one screen. It carries a six tile summary row, five named comparisons, an insight for each of the ten years, and a year range control that re-scales every time chart at once. Each chart has a collapsible table of the numbers beneath it.</w:t>
       </w:r>
     </w:p>
     <w:p>
@@ -2284,7 +2284,7 @@
         <w:spacing w:after="100"/>
       </w:pPr>
       <w:r>
-        <w:t>The storyboard is at https://toms55.github.io/datavis-a3/storyboard.html. Where the dashboard answers questions in any order, the storyboard makes one argument in a fixed order across thirteen panels. It starts with total Australian trade, moves through the ten main categories in their raw, indexed and statistical forms, works through the change point of each year, descends into main category 3, then into subcategory 33, and closes with the forecast and the AI comparison. Every panel carries both trade directions and ends with a stated takeaway, so a reader cannot reach the end without having been told what each chart is for.</w:t>
+        <w:t>The storyboard is at https://toms55.github.io/DataVisA3/storyboard.html. Where the dashboard answers questions in any order, the storyboard makes one argument in a fixed order across thirteen panels. It starts with total Australian trade, moves through the ten main categories in their raw, indexed and statistical forms, works through the change point of each year, descends into main category 3, then into subcategory 33, and closes with the forecast and the AI comparison. Every panel carries both trade directions and ends with a stated takeaway, so a reader cannot reach the end without having been told what each chart is for.</w:t>
       </w:r>
     </w:p>
     <w:p>

--- a/out/24503993_A3.docx
+++ b/out/24503993_A3.docx
@@ -77,7 +77,7 @@
         <w:spacing w:after="100"/>
       </w:pPr>
       <w:r>
-        <w:t>Subcategory 33, petroleum, is the only large part of Australian trade where the country buys far more than it sells. Export grew 104% across the decade and import grew 126%, so the deficit widened from $16,369m to $38,555m. Import and export move together at a correlation of 0.91, because both are priced off the same world oil market. Import is about three times the size of export, so every oil price rise widens the deficit rather than closing it. Australia cannot export its way out of this gap.</w:t>
+        <w:t>Subcategory 33, petroleum, is the only large part of Australian trade where the country buys far more than it sells. Export grew 104% across the decade and import grew 126%, so the deficit widened from $16,369m to $38,555m. Import and export move together at a correlation of 0.91, because both are priced off the same world oil market. Import is 3.72 times the size of export, so every oil price rise widens the deficit rather than closing it. Australia cannot export its way out of this gap.</w:t>
       </w:r>
     </w:p>
     <w:p>
@@ -240,7 +240,7 @@
         <w:spacing w:after="100"/>
       </w:pPr>
       <w:r>
-        <w:t>The workbook holds 23 sheets and 19 native Excel time series charts. Each chart carries a title and a label on both axes. The analysis sheets are these.</w:t>
+        <w:t>The workbook holds 24 sheets and 19 native Excel time series charts. Each chart carries a title and a label on both axes. The analysis sheets are these.</w:t>
       </w:r>
     </w:p>
     <w:tbl>
@@ -993,7 +993,7 @@
         <w:spacing w:after="100"/>
       </w:pPr>
       <w:r>
-        <w:t>The export mix shifted and the import mix did not. Category 2 rose to 34.5% of all export by 2025. On the import side category 7 held about 41% across the whole decade. Australia changed what it sells considerably more than it changed what it buys.</w:t>
+        <w:t>The export mix shifted and the import mix did not. Category 2 rose to 34.5% of all export by 2025. On the import side category 7 moved only from 40.6% to 41.4%, inside a decade range of 37.6% to 42.0%. Australia changed what it sells and did not change what it buys.</w:t>
       </w:r>
     </w:p>
     <w:p>
@@ -1331,7 +1331,7 @@
                 <w:rFonts w:ascii="Liberation Sans" w:hAnsi="Liberation Sans"/>
                 <w:sz w:val="18"/>
               </w:rPr>
-              <w:t>Mineral fuels export rises 23,447 million on higher coal and LNG prices and new LNG capacity.</w:t>
+              <w:t>Higher coal and LNG prices, and new LNG capacity.</w:t>
             </w:r>
           </w:p>
         </w:tc>
@@ -1393,7 +1393,7 @@
                 <w:rFonts w:ascii="Liberation Sans" w:hAnsi="Liberation Sans"/>
                 <w:sz w:val="18"/>
               </w:rPr>
-              <w:t>Mineral fuels export rises 31,120 million as LNG output reaches full capacity.</w:t>
+              <w:t>LNG output reaches full capacity.</w:t>
             </w:r>
           </w:p>
         </w:tc>
@@ -1455,7 +1455,7 @@
                 <w:rFonts w:ascii="Liberation Sans" w:hAnsi="Liberation Sans"/>
                 <w:sz w:val="18"/>
               </w:rPr>
-              <w:t>Crude materials export rises 29,536 million.</w:t>
+              <w:t>Iron ore rises 32,099 million after a supply shock cut Brazilian output.</w:t>
             </w:r>
           </w:p>
         </w:tc>
@@ -1517,7 +1517,7 @@
                 <w:rFonts w:ascii="Liberation Sans" w:hAnsi="Liberation Sans"/>
                 <w:sz w:val="18"/>
               </w:rPr>
-              <w:t>COVID cuts mineral fuels export 37,467 million and mineral fuels import 15,686 million.</w:t>
+              <w:t>COVID cuts demand.</w:t>
             </w:r>
           </w:p>
         </w:tc>
@@ -1579,7 +1579,7 @@
                 <w:rFonts w:ascii="Liberation Sans" w:hAnsi="Liberation Sans"/>
                 <w:sz w:val="18"/>
               </w:rPr>
-              <w:t>Crude materials export rises 46,211 million at the iron ore price peak.</w:t>
+              <w:t>The iron ore price peaks.</w:t>
             </w:r>
           </w:p>
         </w:tc>
@@ -1641,7 +1641,7 @@
                 <w:rFonts w:ascii="Liberation Sans" w:hAnsi="Liberation Sans"/>
                 <w:sz w:val="18"/>
               </w:rPr>
-              <w:t>Mineral fuels export rises 124,939 million after the invasion of Ukraine.</w:t>
+              <w:t>The invasion of Ukraine.</w:t>
             </w:r>
           </w:p>
         </w:tc>
@@ -1703,7 +1703,7 @@
                 <w:rFonts w:ascii="Liberation Sans" w:hAnsi="Liberation Sans"/>
                 <w:sz w:val="18"/>
               </w:rPr>
-              <w:t>Mineral fuels export falls 55,785 million as energy prices retreat from the 2022 peak.</w:t>
+              <w:t>Energy prices retreat from the 2022 peak.</w:t>
             </w:r>
           </w:p>
         </w:tc>
@@ -1765,7 +1765,7 @@
                 <w:rFonts w:ascii="Liberation Sans" w:hAnsi="Liberation Sans"/>
                 <w:sz w:val="18"/>
               </w:rPr>
-              <w:t>Mineral fuels export falls 24,707 million and crude materials export falls 23,373 million as energy and iron ore prices both ease.</w:t>
+              <w:t>Energy and iron ore prices both ease.</w:t>
             </w:r>
           </w:p>
         </w:tc>
@@ -1827,7 +1827,7 @@
                 <w:rFonts w:ascii="Liberation Sans" w:hAnsi="Liberation Sans"/>
                 <w:sz w:val="18"/>
               </w:rPr>
-              <w:t>Mineral fuels export falls 30,661 million.</w:t>
+              <w:t>Category 9 rises 21,245 million, and gold alone accounts for 23,854 million of that.</w:t>
             </w:r>
           </w:p>
         </w:tc>
@@ -2035,7 +2035,7 @@
         <w:spacing w:after="100"/>
       </w:pPr>
       <w:r>
-        <w:t>The export side and the import side are different categories in practice. On export, petroleum is only 10.1% of category 3 in 2025, behind both coal and gas. On import, petroleum is 99.0% of the category, because Australia imports almost no coal and almost no gas. Any statement about "category 3 imports" is in effect a statement about petroleum alone.</w:t>
+        <w:t>The export side and the import side are different categories in practice. On export, petroleum is only 10.1% of category 3 in 2025, behind both coal and gas. On import, petroleum is 99.0% of the category, against 0.4% for coal and 0.6% for gas. Any statement about "category 3 imports" is a statement about petroleum alone.</w:t>
       </w:r>
     </w:p>
     <w:p>
@@ -2346,7 +2346,7 @@
         <w:spacing w:after="100"/>
       </w:pPr>
       <w:r>
-        <w:t>This is the panel that sets up everything after it. The balance grew from $4,124m in 2016 to $176,863m in 2022, then fell to $62,232m by 2025. Export retreated from its 2022 peak while import carried on rising without a pause. The surplus is narrowing from both ends.</w:t>
+        <w:t>This panel sets up every panel after it. Export fell 12% from its 2022 peak while import reached its decade high of $460,866m in the same year, rising in 7 of the nine transitions. The surplus quoted in section 1 narrows from both ends at once, which no single series on the chart shows on its own.</w:t>
       </w:r>
     </w:p>
     <w:p>
@@ -2916,7 +2916,7 @@
         <w:spacing w:after="100"/>
       </w:pPr>
       <w:r>
-        <w:t>This chart carries the central finding. The two directions move together at r = 0.91. Both are priced off the same world oil market, so they rise and fall as one. Because import is about three times the size of export, a price rise adds roughly three dollars to the import bill for every dollar it adds to export earnings. Growing petroleum export cannot close this gap. Only buying less, or refining more at home, can.</w:t>
+        <w:t>This chart carries the central finding. The two directions move together at r = 0.91. Both are priced off the same world oil market, so they rise and fall as one. Because import is 3.72 times the size of export, a price rise adds $3.72 to the import bill for every dollar it adds to export earnings. Growing petroleum export cannot close this gap. Only buying less, or refining more at home, can.</w:t>
       </w:r>
     </w:p>
     <w:p>
@@ -3516,7 +3516,7 @@
         <w:spacing w:after="100"/>
       </w:pPr>
       <w:r>
-        <w:t>The AI did two things. It described the decade, and it forecast each year from 2026 to 2030. Its description was accurate. It found the 2022 peak of 65,082, the 2020 dip to 22,720, and the three year decline to 52,742 in 2025, and it noted that 2025 is still more than double the 2016 level. It also stated its method, which was to extrapolate the 2022 to 2025 fall of about 4,113 million a year. A reader can therefore check it. None of that is trivial, and it took a few seconds.</w:t>
+        <w:t>The AI did two things. It described the decade, and it forecast each year from 2026 to 2030. Its description was accurate. It found the 2022 peak of 65,082, the 2020 dip to 22,720, and the three year decline to 52,742 in 2025, and it noted that 2025 is still more than double the 2016 level. It also stated its method, which was to extrapolate the 2022 to 2025 fall of 4,113 million a year. A reader can therefore check it.</w:t>
       </w:r>
     </w:p>
     <w:p>
@@ -4162,7 +4162,7 @@
           <w:rFonts w:ascii="Liberation Sans" w:hAnsi="Liberation Sans"/>
           <w:sz w:val="21"/>
         </w:rPr>
-        <w:t>1.  Speed. The analysis arrived in seconds, against roughly a day of work for the spreadsheet and the charts.</w:t>
+        <w:t>1.  Speed. The reply returned in seconds and needed no spreadsheet, no chart and no build step.</w:t>
       </w:r>
     </w:p>
     <w:p>
@@ -4188,7 +4188,7 @@
           <w:rFonts w:ascii="Liberation Sans" w:hAnsi="Liberation Sans"/>
           <w:sz w:val="21"/>
         </w:rPr>
-        <w:t>3.  A stated method. It said it was extrapolating the 2022 to 2025 fall at about 4,113 a year. Because it said so, the method could be backtested and found wanting. An assistant that only returned numbers would have been useless here.</w:t>
+        <w:t>3.  A stated method. It said it was extrapolating the 2022 to 2025 fall at 4,113 a year. Because it said so, the method could be backtested and found wanting. An assistant that only returned numbers would have been useless here.</w:t>
       </w:r>
     </w:p>
     <w:p>
@@ -4302,7 +4302,7 @@
         <w:spacing w:after="100"/>
       </w:pPr>
       <w:r>
-        <w:t>The honest conclusion is that neither forecast deserves confidence, and the backtest shows why: this series is driven by a world price and is not forecastable from its own history. The AI was most valuable not as a forecaster but as an adversary. It made a different defensible choice, which forced me to test a choice I had not examined. Used that way, as a second opinion whose method is stated and then checked, it improved the analysis. Used the way it presents itself, as five confident numbers, it would have made the analysis worse than having no forecast at all.</w:t>
+        <w:t>The AI was useful here as an adversary, not as a forecaster. It made a different defensible choice of window, which forced me to backtest a choice I had not examined. A second opinion whose method is stated and then measured improves the analysis. The same output read at face value, as five confident numbers, would have made it worse than having no forecast at all.</w:t>
       </w:r>
     </w:p>
     <w:p>
@@ -4350,7 +4350,7 @@
           <w:rFonts w:ascii="Liberation Sans" w:hAnsi="Liberation Sans"/>
           <w:sz w:val="21"/>
         </w:rPr>
-        <w:t>2.  Different magnitudes on one chart. Category 4 is about one hundredth the size of category 2. A second y axis was rejected, because two scales on one frame invite false comparison. Indexing to 2016 and small multiples solved it honestly.</w:t>
+        <w:t>2.  Different magnitudes on one chart. Category 4 export is $1,806m against $180,651m for category 2, a ratio of 1 to 100. A second y axis was rejected, because two scales on one frame invite false comparison. Indexing to 2016 and small multiples solved it honestly.</w:t>
       </w:r>
     </w:p>
     <w:p>
@@ -4760,7 +4760,7 @@
           <w:rFonts w:ascii="Liberation Sans" w:hAnsi="Liberation Sans"/>
           <w:sz w:val="21"/>
         </w:rPr>
-        <w:t>2.  Do not pursue petroleum export growth as a fuel security measure. Import and export move together at r = 0.91 and import is about three times larger, so a higher oil price widens the deficit no matter how much Australia sells. This is the single clearest policy finding in the data.</w:t>
+        <w:t>2.  Do not pursue petroleum export growth as a fuel security measure. Import and export move together at r = 0.91 and import is 3.72 times larger, so a higher oil price widens the deficit no matter how much Australia sells. This is the single clearest policy finding in the data.</w:t>
       </w:r>
     </w:p>
     <w:p>
@@ -4834,7 +4834,7 @@
         <w:spacing w:after="100"/>
       </w:pPr>
       <w:r>
-        <w:t>Ten years of Australian trade data show a surplus that peaked on a price shock and has fallen 65% since. Underneath it, subcategory 33 runs the other way. Australia buys far more petroleum than it sells, the gap has more than doubled, and the two sides of that trade move together closely enough that selling more cannot fix it. The analysis in this report is reproducible: every number lives in the submitted workbook as a formula, and the dashboard, the storyboard and this report all read that one file.</w:t>
+        <w:t>The decade surplus peaked on a price shock and has fallen 65% since. Subcategory 33 runs the other way, and section 11 shows why selling more petroleum cannot close it. One decision follows: track the import bill against a target, because the backtest in section 12.3 shows no method here forecasts this series. Every number above lives in the submitted workbook as a live formula, and the report, the dashboard and the storyboard all read that one file.</w:t>
       </w:r>
     </w:p>
     <w:p>
@@ -4909,9 +4909,9 @@
         <w:t>2025 52742</w:t>
         <w:br/>
         <w:br/>
-        <w:t>Do two things. Keep the whole answer under 200 words. Answer directly from the</w:t>
+        <w:t>Do two things. Keep the whole answer under 200 words. Answer directly from the numbers</w:t>
         <w:br/>
-        <w:t>numbers given. Do not use any tools.</w:t>
+        <w:t>given. Do not use any tools.</w:t>
         <w:br/>
         <w:br/>
         <w:t>1. Describe the trend between 2016 and 2025.</w:t>

--- a/out/24503993_A3.docx
+++ b/out/24503993_A3.docx
@@ -1827,7 +1827,7 @@
                 <w:rFonts w:ascii="Liberation Sans" w:hAnsi="Liberation Sans"/>
                 <w:sz w:val="18"/>
               </w:rPr>
-              <w:t>Category 9 rises 21,245 million, and gold alone accounts for 23,854 million of that.</w:t>
+              <w:t>Energy prices keep easing for a third year.</w:t>
             </w:r>
           </w:p>
         </w:tc>
@@ -2262,7 +2262,7 @@
         <w:spacing w:after="100"/>
       </w:pPr>
       <w:r>
-        <w:t>The deficit widened from $16,369m in 2016 to $38,555m in 2025, and reached its worst point of $47,741m in 2022. The cover ratio in 2025 is 0.27, which means each dollar of petroleum import is matched by 27 cents of petroleum export.</w:t>
+        <w:t>The deficit reached its worst point of $47,741m in 2022, which is 1.24 times the 2025 figure. The cover ratio in 2025 is 0.27, so each dollar of petroleum import is matched by 27 cents of petroleum export.</w:t>
       </w:r>
     </w:p>
     <w:p>
@@ -2346,7 +2346,7 @@
         <w:spacing w:after="100"/>
       </w:pPr>
       <w:r>
-        <w:t>This panel sets up every panel after it. Export fell 12% from its 2022 peak while import reached its decade high of $460,866m in the same year, rising in 7 of the nine transitions. The surplus quoted in section 1 narrows from both ends at once, which no single series on the chart shows on its own.</w:t>
+        <w:t>This panel sets up every panel after it. Export fell 12% from its 2022 peak, while import rose in 7 of the nine transitions and set its decade high of $460,866m in 2025. The surplus quoted in section 1 narrows from both ends at once, which no single series on the chart shows on its own.</w:t>
       </w:r>
     </w:p>
     <w:p>
